--- a/Desktop/School/katanemhmena_systhmata/Street_Food_Go_README.docx
+++ b/Desktop/School/katanemhmena_systhmata/Street_Food_Go_README.docx
@@ -52,15 +52,7 @@
       </w:pPr>
       <w:r>
         <w:rPr/>
-        <w:t>1. Πρώτη Εφαρμογή (</w:t>
-      </w:r>
-      <w:r>
-        <w:rPr/>
-        <w:t>NOC</w:t>
-      </w:r>
-      <w:r>
-        <w:rPr/>
-        <w:t>)</w:t>
+        <w:t>1. Πρώτη Εφαρμογή (NOC)</w:t>
       </w:r>
     </w:p>
     <w:p>
@@ -100,15 +92,7 @@
       </w:pPr>
       <w:r>
         <w:rPr/>
-        <w:t>2. Δεύτερη Εφαρμογή (</w:t>
-      </w:r>
-      <w:r>
-        <w:rPr/>
-        <w:t>streetFoodGo</w:t>
-      </w:r>
-      <w:r>
-        <w:rPr/>
-        <w:t>)</w:t>
+        <w:t>2. Δεύτερη Εφαρμογή (streetFoodGo)</w:t>
       </w:r>
     </w:p>
     <w:p>
@@ -148,15 +132,7 @@
       </w:pPr>
       <w:r>
         <w:rPr/>
-        <w:t xml:space="preserve">Μετά την εκκίνηση και των δύο εφαρμογών, </w:t>
-      </w:r>
-      <w:r>
-        <w:rPr/>
-        <w:t>μπορειτε να συνδεθειτε με τον συνδεσμο: http:/</w:t>
-      </w:r>
-      <w:r>
-        <w:rPr/>
-        <w:t>/localhost:8080/</w:t>
+        <w:t>Μετά την εκκίνηση και των δύο εφαρμογών, μπορειτε να συνδεθειτε με τον συνδεσμο: http://localhost:8080/</w:t>
       </w:r>
     </w:p>
     <w:p>
@@ -186,7 +162,11 @@
       </w:pPr>
       <w:r>
         <w:rPr/>
-        <w:t>Username: george</w:t>
+        <w:t>Email</w:t>
+      </w:r>
+      <w:r>
+        <w:rPr/>
+        <w:t>: george@gmail.com</w:t>
       </w:r>
     </w:p>
     <w:p>
@@ -244,7 +224,7 @@
             </w:pPr>
             <w:r>
               <w:rPr/>
-              <w:t>Username</w:t>
+              <w:t>Email</w:t>
             </w:r>
           </w:p>
         </w:tc>
@@ -301,7 +281,7 @@
             </w:pPr>
             <w:r>
               <w:rPr/>
-              <w:t>BurgerHouse</w:t>
+              <w:t>burgerhouse@gmail.com</w:t>
             </w:r>
           </w:p>
         </w:tc>
@@ -337,7 +317,7 @@
             </w:pPr>
             <w:r>
               <w:rPr/>
-              <w:t>Διαθέτει</w:t>
+              <w:t>NAI</w:t>
             </w:r>
           </w:p>
         </w:tc>
@@ -358,7 +338,7 @@
             </w:pPr>
             <w:r>
               <w:rPr/>
-              <w:t>StreetTacos</w:t>
+              <w:t>streettacose@gmail.com</w:t>
             </w:r>
           </w:p>
         </w:tc>
@@ -394,7 +374,7 @@
             </w:pPr>
             <w:r>
               <w:rPr/>
-              <w:t>Διαθέτει</w:t>
+              <w:t>NAI</w:t>
             </w:r>
           </w:p>
         </w:tc>
@@ -415,7 +395,7 @@
             </w:pPr>
             <w:r>
               <w:rPr/>
-              <w:t>McDonalds</w:t>
+              <w:t>mcdonalds@hotmail.com</w:t>
             </w:r>
           </w:p>
         </w:tc>
@@ -451,7 +431,7 @@
             </w:pPr>
             <w:r>
               <w:rPr/>
-              <w:t>Δεν διαθέτει</w:t>
+              <w:t>OXI</w:t>
             </w:r>
           </w:p>
         </w:tc>
@@ -472,7 +452,7 @@
             </w:pPr>
             <w:r>
               <w:rPr/>
-              <w:t>slato</w:t>
+              <w:t>saltomortale@gmail.com</w:t>
             </w:r>
           </w:p>
         </w:tc>
@@ -508,7 +488,7 @@
             </w:pPr>
             <w:r>
               <w:rPr/>
-              <w:t>Δεν διαθέτει</w:t>
+              <w:t>OXI</w:t>
             </w:r>
           </w:p>
         </w:tc>
@@ -594,6 +574,7 @@
         </w:tabs>
         <w:ind w:left="1080" w:hanging="360"/>
       </w:pPr>
+      <w:rPr/>
     </w:lvl>
     <w:lvl w:ilvl="2">
       <w:start w:val="1"/>
@@ -606,6 +587,7 @@
         </w:tabs>
         <w:ind w:left="1440" w:hanging="360"/>
       </w:pPr>
+      <w:rPr/>
     </w:lvl>
     <w:lvl w:ilvl="3">
       <w:start w:val="1"/>
@@ -618,6 +600,7 @@
         </w:tabs>
         <w:ind w:left="1800" w:hanging="360"/>
       </w:pPr>
+      <w:rPr/>
     </w:lvl>
     <w:lvl w:ilvl="4">
       <w:start w:val="1"/>
@@ -630,6 +613,7 @@
         </w:tabs>
         <w:ind w:left="2160" w:hanging="360"/>
       </w:pPr>
+      <w:rPr/>
     </w:lvl>
     <w:lvl w:ilvl="5">
       <w:start w:val="1"/>
@@ -642,6 +626,7 @@
         </w:tabs>
         <w:ind w:left="2520" w:hanging="360"/>
       </w:pPr>
+      <w:rPr/>
     </w:lvl>
     <w:lvl w:ilvl="6">
       <w:start w:val="1"/>
@@ -654,6 +639,7 @@
         </w:tabs>
         <w:ind w:left="2880" w:hanging="360"/>
       </w:pPr>
+      <w:rPr/>
     </w:lvl>
     <w:lvl w:ilvl="7">
       <w:start w:val="1"/>
@@ -666,6 +652,7 @@
         </w:tabs>
         <w:ind w:left="3240" w:hanging="360"/>
       </w:pPr>
+      <w:rPr/>
     </w:lvl>
     <w:lvl w:ilvl="8">
       <w:start w:val="1"/>
@@ -678,6 +665,7 @@
         </w:tabs>
         <w:ind w:left="3600" w:hanging="360"/>
       </w:pPr>
+      <w:rPr/>
     </w:lvl>
   </w:abstractNum>
   <w:abstractNum w:abstractNumId="2">
@@ -707,6 +695,7 @@
         </w:tabs>
         <w:ind w:left="1080" w:hanging="360"/>
       </w:pPr>
+      <w:rPr/>
     </w:lvl>
     <w:lvl w:ilvl="2">
       <w:start w:val="1"/>
@@ -719,6 +708,7 @@
         </w:tabs>
         <w:ind w:left="1440" w:hanging="360"/>
       </w:pPr>
+      <w:rPr/>
     </w:lvl>
     <w:lvl w:ilvl="3">
       <w:start w:val="1"/>
@@ -731,6 +721,7 @@
         </w:tabs>
         <w:ind w:left="1800" w:hanging="360"/>
       </w:pPr>
+      <w:rPr/>
     </w:lvl>
     <w:lvl w:ilvl="4">
       <w:start w:val="1"/>
@@ -743,6 +734,7 @@
         </w:tabs>
         <w:ind w:left="2160" w:hanging="360"/>
       </w:pPr>
+      <w:rPr/>
     </w:lvl>
     <w:lvl w:ilvl="5">
       <w:start w:val="1"/>
@@ -755,6 +747,7 @@
         </w:tabs>
         <w:ind w:left="2520" w:hanging="360"/>
       </w:pPr>
+      <w:rPr/>
     </w:lvl>
     <w:lvl w:ilvl="6">
       <w:start w:val="1"/>
@@ -767,6 +760,7 @@
         </w:tabs>
         <w:ind w:left="2880" w:hanging="360"/>
       </w:pPr>
+      <w:rPr/>
     </w:lvl>
     <w:lvl w:ilvl="7">
       <w:start w:val="1"/>
@@ -779,6 +773,7 @@
         </w:tabs>
         <w:ind w:left="3240" w:hanging="360"/>
       </w:pPr>
+      <w:rPr/>
     </w:lvl>
     <w:lvl w:ilvl="8">
       <w:start w:val="1"/>
@@ -791,6 +786,7 @@
         </w:tabs>
         <w:ind w:left="3600" w:hanging="360"/>
       </w:pPr>
+      <w:rPr/>
     </w:lvl>
   </w:abstractNum>
   <w:abstractNum w:abstractNumId="3">
@@ -820,6 +816,7 @@
         </w:tabs>
         <w:ind w:left="1080" w:hanging="360"/>
       </w:pPr>
+      <w:rPr/>
     </w:lvl>
     <w:lvl w:ilvl="2">
       <w:start w:val="1"/>
@@ -832,6 +829,7 @@
         </w:tabs>
         <w:ind w:left="1440" w:hanging="360"/>
       </w:pPr>
+      <w:rPr/>
     </w:lvl>
     <w:lvl w:ilvl="3">
       <w:start w:val="1"/>
@@ -844,6 +842,7 @@
         </w:tabs>
         <w:ind w:left="1800" w:hanging="360"/>
       </w:pPr>
+      <w:rPr/>
     </w:lvl>
     <w:lvl w:ilvl="4">
       <w:start w:val="1"/>
@@ -856,6 +855,7 @@
         </w:tabs>
         <w:ind w:left="2160" w:hanging="360"/>
       </w:pPr>
+      <w:rPr/>
     </w:lvl>
     <w:lvl w:ilvl="5">
       <w:start w:val="1"/>
@@ -868,6 +868,7 @@
         </w:tabs>
         <w:ind w:left="2520" w:hanging="360"/>
       </w:pPr>
+      <w:rPr/>
     </w:lvl>
     <w:lvl w:ilvl="6">
       <w:start w:val="1"/>
@@ -880,6 +881,7 @@
         </w:tabs>
         <w:ind w:left="2880" w:hanging="360"/>
       </w:pPr>
+      <w:rPr/>
     </w:lvl>
     <w:lvl w:ilvl="7">
       <w:start w:val="1"/>
@@ -892,6 +894,7 @@
         </w:tabs>
         <w:ind w:left="3240" w:hanging="360"/>
       </w:pPr>
+      <w:rPr/>
     </w:lvl>
     <w:lvl w:ilvl="8">
       <w:start w:val="1"/>
@@ -904,6 +907,7 @@
         </w:tabs>
         <w:ind w:left="3600" w:hanging="360"/>
       </w:pPr>
+      <w:rPr/>
     </w:lvl>
   </w:abstractNum>
   <w:abstractNum w:abstractNumId="4">
@@ -931,6 +935,7 @@
         </w:tabs>
         <w:ind w:left="1080" w:hanging="360"/>
       </w:pPr>
+      <w:rPr/>
     </w:lvl>
     <w:lvl w:ilvl="2">
       <w:start w:val="1"/>
@@ -943,6 +948,7 @@
         </w:tabs>
         <w:ind w:left="1440" w:hanging="360"/>
       </w:pPr>
+      <w:rPr/>
     </w:lvl>
     <w:lvl w:ilvl="3">
       <w:start w:val="1"/>
@@ -955,6 +961,7 @@
         </w:tabs>
         <w:ind w:left="1800" w:hanging="360"/>
       </w:pPr>
+      <w:rPr/>
     </w:lvl>
     <w:lvl w:ilvl="4">
       <w:start w:val="1"/>
@@ -967,6 +974,7 @@
         </w:tabs>
         <w:ind w:left="2160" w:hanging="360"/>
       </w:pPr>
+      <w:rPr/>
     </w:lvl>
     <w:lvl w:ilvl="5">
       <w:start w:val="1"/>
@@ -979,6 +987,7 @@
         </w:tabs>
         <w:ind w:left="2520" w:hanging="360"/>
       </w:pPr>
+      <w:rPr/>
     </w:lvl>
     <w:lvl w:ilvl="6">
       <w:start w:val="1"/>
@@ -991,6 +1000,7 @@
         </w:tabs>
         <w:ind w:left="2880" w:hanging="360"/>
       </w:pPr>
+      <w:rPr/>
     </w:lvl>
     <w:lvl w:ilvl="7">
       <w:start w:val="1"/>
@@ -1003,6 +1013,7 @@
         </w:tabs>
         <w:ind w:left="3240" w:hanging="360"/>
       </w:pPr>
+      <w:rPr/>
     </w:lvl>
     <w:lvl w:ilvl="8">
       <w:start w:val="1"/>
@@ -1015,6 +1026,7 @@
         </w:tabs>
         <w:ind w:left="3600" w:hanging="360"/>
       </w:pPr>
+      <w:rPr/>
     </w:lvl>
   </w:abstractNum>
   <w:abstractNum w:abstractNumId="5">
@@ -1042,6 +1054,7 @@
         </w:tabs>
         <w:ind w:left="1080" w:hanging="360"/>
       </w:pPr>
+      <w:rPr/>
     </w:lvl>
     <w:lvl w:ilvl="2">
       <w:start w:val="1"/>
@@ -1054,6 +1067,7 @@
         </w:tabs>
         <w:ind w:left="1440" w:hanging="360"/>
       </w:pPr>
+      <w:rPr/>
     </w:lvl>
     <w:lvl w:ilvl="3">
       <w:start w:val="1"/>
@@ -1066,6 +1080,7 @@
         </w:tabs>
         <w:ind w:left="1800" w:hanging="360"/>
       </w:pPr>
+      <w:rPr/>
     </w:lvl>
     <w:lvl w:ilvl="4">
       <w:start w:val="1"/>
@@ -1078,6 +1093,7 @@
         </w:tabs>
         <w:ind w:left="2160" w:hanging="360"/>
       </w:pPr>
+      <w:rPr/>
     </w:lvl>
     <w:lvl w:ilvl="5">
       <w:start w:val="1"/>
@@ -1090,6 +1106,7 @@
         </w:tabs>
         <w:ind w:left="2520" w:hanging="360"/>
       </w:pPr>
+      <w:rPr/>
     </w:lvl>
     <w:lvl w:ilvl="6">
       <w:start w:val="1"/>
@@ -1102,6 +1119,7 @@
         </w:tabs>
         <w:ind w:left="2880" w:hanging="360"/>
       </w:pPr>
+      <w:rPr/>
     </w:lvl>
     <w:lvl w:ilvl="7">
       <w:start w:val="1"/>
@@ -1114,6 +1132,7 @@
         </w:tabs>
         <w:ind w:left="3240" w:hanging="360"/>
       </w:pPr>
+      <w:rPr/>
     </w:lvl>
     <w:lvl w:ilvl="8">
       <w:start w:val="1"/>
@@ -1126,6 +1145,7 @@
         </w:tabs>
         <w:ind w:left="3600" w:hanging="360"/>
       </w:pPr>
+      <w:rPr/>
     </w:lvl>
   </w:abstractNum>
   <w:abstractNum w:abstractNumId="6">
@@ -1153,6 +1173,7 @@
         </w:tabs>
         <w:ind w:left="1080" w:hanging="360"/>
       </w:pPr>
+      <w:rPr/>
     </w:lvl>
     <w:lvl w:ilvl="2">
       <w:start w:val="1"/>
@@ -1165,6 +1186,7 @@
         </w:tabs>
         <w:ind w:left="1440" w:hanging="360"/>
       </w:pPr>
+      <w:rPr/>
     </w:lvl>
     <w:lvl w:ilvl="3">
       <w:start w:val="1"/>
@@ -1177,6 +1199,7 @@
         </w:tabs>
         <w:ind w:left="1800" w:hanging="360"/>
       </w:pPr>
+      <w:rPr/>
     </w:lvl>
     <w:lvl w:ilvl="4">
       <w:start w:val="1"/>
@@ -1189,6 +1212,7 @@
         </w:tabs>
         <w:ind w:left="2160" w:hanging="360"/>
       </w:pPr>
+      <w:rPr/>
     </w:lvl>
     <w:lvl w:ilvl="5">
       <w:start w:val="1"/>
@@ -1201,6 +1225,7 @@
         </w:tabs>
         <w:ind w:left="2520" w:hanging="360"/>
       </w:pPr>
+      <w:rPr/>
     </w:lvl>
     <w:lvl w:ilvl="6">
       <w:start w:val="1"/>
@@ -1213,6 +1238,7 @@
         </w:tabs>
         <w:ind w:left="2880" w:hanging="360"/>
       </w:pPr>
+      <w:rPr/>
     </w:lvl>
     <w:lvl w:ilvl="7">
       <w:start w:val="1"/>
@@ -1225,6 +1251,7 @@
         </w:tabs>
         <w:ind w:left="3240" w:hanging="360"/>
       </w:pPr>
+      <w:rPr/>
     </w:lvl>
     <w:lvl w:ilvl="8">
       <w:start w:val="1"/>
@@ -1237,6 +1264,7 @@
         </w:tabs>
         <w:ind w:left="3600" w:hanging="360"/>
       </w:pPr>
+      <w:rPr/>
     </w:lvl>
   </w:abstractNum>
   <w:abstractNum w:abstractNumId="7">
@@ -1544,6 +1572,7 @@
     <w:rsid w:val="00fc693f"/>
     <w:pPr>
       <w:widowControl/>
+      <w:suppressAutoHyphens w:val="true"/>
       <w:bidi w:val="0"/>
       <w:spacing w:lineRule="auto" w:line="276" w:before="0" w:after="200"/>
       <w:jc w:val="left"/>
@@ -2236,6 +2265,7 @@
     <w:rsid w:val="00fc693f"/>
     <w:pPr>
       <w:widowControl/>
+      <w:suppressAutoHyphens w:val="true"/>
       <w:bidi w:val="0"/>
       <w:spacing w:lineRule="auto" w:line="240" w:before="0" w:after="0"/>
       <w:jc w:val="left"/>
@@ -2334,24 +2364,29 @@
       <w:szCs w:val="16"/>
     </w:rPr>
   </w:style>
-  <w:style w:type="paragraph" w:styleId="List2">
+  <w:style w:type="paragraph" w:styleId="ListBullet3">
     <w:name w:val="List Bullet 3"/>
     <w:basedOn w:val="Normal"/>
     <w:uiPriority w:val="99"/>
     <w:unhideWhenUsed/>
+    <w:qFormat/>
     <w:rsid w:val="00326f90"/>
     <w:pPr>
+      <w:numPr>
+        <w:ilvl w:val="0"/>
+        <w:numId w:val="3"/>
+      </w:numPr>
       <w:spacing w:before="0" w:after="200"/>
-      <w:ind w:left="720" w:hanging="360"/>
       <w:contextualSpacing/>
     </w:pPr>
     <w:rPr/>
   </w:style>
-  <w:style w:type="paragraph" w:styleId="List3">
+  <w:style w:type="paragraph" w:styleId="ListBullet4">
     <w:name w:val="List Bullet 4"/>
     <w:basedOn w:val="Normal"/>
     <w:uiPriority w:val="99"/>
     <w:unhideWhenUsed/>
+    <w:qFormat/>
     <w:rsid w:val="00326f90"/>
     <w:pPr>
       <w:spacing w:before="0" w:after="200"/>
@@ -2388,23 +2423,6 @@
       <w:numPr>
         <w:ilvl w:val="0"/>
         <w:numId w:val="2"/>
-      </w:numPr>
-      <w:spacing w:before="0" w:after="200"/>
-      <w:contextualSpacing/>
-    </w:pPr>
-    <w:rPr/>
-  </w:style>
-  <w:style w:type="paragraph" w:styleId="ListBullet3">
-    <w:name w:val="List Bullet 3"/>
-    <w:basedOn w:val="Normal"/>
-    <w:uiPriority w:val="99"/>
-    <w:unhideWhenUsed/>
-    <w:qFormat/>
-    <w:rsid w:val="00326f90"/>
-    <w:pPr>
-      <w:numPr>
-        <w:ilvl w:val="0"/>
-        <w:numId w:val="3"/>
       </w:numPr>
       <w:spacing w:before="0" w:after="200"/>
       <w:contextualSpacing/>
@@ -2523,6 +2541,7 @@
         <w:tab w:val="left" w:pos="3456" w:leader="none"/>
         <w:tab w:val="left" w:pos="4032" w:leader="none"/>
       </w:tabs>
+      <w:suppressAutoHyphens w:val="true"/>
       <w:bidi w:val="0"/>
       <w:spacing w:lineRule="auto" w:line="276" w:before="0" w:after="200"/>
       <w:jc w:val="left"/>
